--- a/docs/luyi/design.docx
+++ b/docs/luyi/design.docx
@@ -4894,6 +4894,162 @@
         <w:pStyle w:val="3"/>
       </w:pPr>
       <w:r>
+        <w:rPr>
+          <w:b/>
+          <w:bCs/>
+        </w:rPr>
+        <w:t xml:space="preserve">Considered and rejected.</w:t>
+      </w:r>
+      <w:r>
+        <w:t xml:space="preserve"> The proposal’s §6.4 names candidate patterns as a hypothesis, not a conclusion, so the three nearest alternatives are compared here rather than assumed away.</w:t>
+      </w:r>
+    </w:p>
+    <w:p>
+      <w:pPr>
+        <w:pStyle w:val="24"/>
+        <w:numPr>
+          <w:ilvl w:val="0"/>
+          <w:numId w:val="1007"/>
+        </w:numPr>
+      </w:pPr>
+      <w:r>
+        <w:rPr>
+          <w:b/>
+          <w:bCs/>
+        </w:rPr>
+        <w:t xml:space="preserve">Strategy alone, without the template method.</w:t>
+      </w:r>
+      <w:r>
+        <w:t xml:space="preserve"> Each of the four strategies implements the whole flow. The varying step is isolated, but nothing then guarantees that “all of them must end in one session”: every strategy has to remember to call </w:t>
+      </w:r>
+      <w:r>
+        <w:rPr>
+          <w:rStyle w:val="48"/>
+        </w:rPr>
+        <w:t xml:space="preserve">onAuthenticated()</w:t>
+      </w:r>
+      <w:r>
+        <w:t>, and one that forgets is a login route issuing no session. The fifth way in has to remember it too. The second clause of the problem statement asks for exactly that guarantee, so Strategy on its own does not answer it.</w:t>
+      </w:r>
+    </w:p>
+    <w:p>
+      <w:pPr>
+        <w:pStyle w:val="24"/>
+        <w:numPr>
+          <w:ilvl w:val="0"/>
+          <w:numId w:val="1007"/>
+        </w:numPr>
+      </w:pPr>
+      <w:r>
+        <w:rPr>
+          <w:b/>
+          <w:bCs/>
+        </w:rPr>
+        <w:t xml:space="preserve">A factory.</w:t>
+      </w:r>
+      <w:r>
+        <w:t xml:space="preserve"> It produces the right handler for a </w:t>
+      </w:r>
+      <w:r>
+        <w:rPr>
+          <w:rStyle w:val="48"/>
+        </w:rPr>
+        <w:t xml:space="preserve">kind</w:t>
+      </w:r>
+      <w:r>
+        <w:t xml:space="preserve">, but it answers only </w:t>
+      </w:r>
+      <w:r>
+        <w:rPr>
+          <w:i/>
+          <w:iCs/>
+        </w:rPr>
+        <w:t xml:space="preserve">which one</w:t>
+      </w:r>
+      <w:r>
+        <w:t xml:space="preserve">, never </w:t>
+      </w:r>
+      <w:r>
+        <w:rPr>
+          <w:i/>
+          <w:iCs/>
+        </w:rPr>
+        <w:t xml:space="preserve">what stays fixed once one is chosen</w:t>
+      </w:r>
+      <w:r>
+        <w:t xml:space="preserve">. The lookup in </w:t>
+      </w:r>
+      <w:r>
+        <w:rPr>
+          <w:rStyle w:val="48"/>
+        </w:rPr>
+        <w:t xml:space="preserve">strategies()</w:t>
+      </w:r>
+      <w:r>
+        <w:t xml:space="preserve"> already answers </w:t>
+      </w:r>
+      <w:r>
+        <w:rPr>
+          <w:i/>
+          <w:iCs/>
+        </w:rPr>
+        <w:t xml:space="preserve">which one</w:t>
+      </w:r>
+      <w:r>
+        <w:t>, so a factory above it adds no constraint that the problem statement asks for.</w:t>
+      </w:r>
+    </w:p>
+    <w:p>
+      <w:pPr>
+        <w:pStyle w:val="24"/>
+        <w:numPr>
+          <w:ilvl w:val="0"/>
+          <w:numId w:val="1007"/>
+        </w:numPr>
+      </w:pPr>
+      <w:r>
+        <w:rPr>
+          <w:b/>
+          <w:bCs/>
+        </w:rPr>
+        <w:t xml:space="preserve">Chain of responsibility.</w:t>
+      </w:r>
+      <w:r>
+        <w:t xml:space="preserve"> Four handlers try in turn until one claims the request. It would run, but the semantics are wrong: </w:t>
+      </w:r>
+      <w:r>
+        <w:rPr>
+          <w:rStyle w:val="48"/>
+        </w:rPr>
+        <w:t xml:space="preserve">kind</w:t>
+      </w:r>
+      <w:r>
+        <w:t xml:space="preserve"> is stated by the caller, so nothing needs probing. It also makes “wrong password” hard to separate from “no such kind”, which contradicts §3.6, where </w:t>
+      </w:r>
+      <w:r>
+        <w:rPr>
+          <w:rStyle w:val="48"/>
+        </w:rPr>
+        <w:t xml:space="preserve">invalid_credentials</w:t>
+      </w:r>
+      <w:r>
+        <w:t xml:space="preserve"> and </w:t>
+      </w:r>
+      <w:r>
+        <w:rPr>
+          <w:rStyle w:val="48"/>
+        </w:rPr>
+        <w:t xml:space="preserve">unsupported_kind</w:t>
+      </w:r>
+      <w:r>
+        <w:t xml:space="preserve"> are deliberately distinct codes.</w:t>
+      </w:r>
+    </w:p>
+    <w:p>
+      <w:pPr>
+        <w:pStyle w:val="23"/>
+      </w:pPr>
+      <w:r>
         <w:t xml:space="preserve">A fourth consequence is not in the problem statement but matters for the Definition of Done: each </w:t>
       </w:r>
       <w:r>
@@ -7086,7 +7242,7 @@
         <w:pStyle w:val="24"/>
         <w:numPr>
           <w:ilvl w:val="0"/>
-          <w:numId w:val="1007"/>
+          <w:numId w:val="1008"/>
         </w:numPr>
       </w:pPr>
       <w:r>
@@ -7122,7 +7278,7 @@
         <w:pStyle w:val="24"/>
         <w:numPr>
           <w:ilvl w:val="0"/>
-          <w:numId w:val="1007"/>
+          <w:numId w:val="1008"/>
         </w:numPr>
       </w:pPr>
       <w:r>
@@ -7158,7 +7314,7 @@
         <w:pStyle w:val="24"/>
         <w:numPr>
           <w:ilvl w:val="0"/>
-          <w:numId w:val="1007"/>
+          <w:numId w:val="1008"/>
         </w:numPr>
       </w:pPr>
       <w:r>
@@ -12868,6 +13024,9 @@
     <w:abstractNumId w:val="991"/>
   </w:num>
   <w:num w:numId="1007">
+    <w:abstractNumId w:val="991"/>
+  </w:num>
+  <w:num w:numId="1008">
     <w:abstractNumId w:val="99411"/>
     <w:lvlOverride w:ilvl="0">
       <w:startOverride w:val="1"/>
